--- a/zht/docx/07.content.docx
+++ b/zht/docx/07.content.docx
@@ -136,13 +136,6 @@
         <w:rPr>
           <w:lang w:val="zh_TW" w:bidi="zh_TW"/>
         </w:rPr>
-      </w:r>
-      <w:r>
-        <w:rPr>
-          <w:i/>
-          <w:lang w:val="zh_TW" w:bidi="zh_TW"/>
-        </w:rPr>
-        <w:t>士師記 1:1, 士師記 1:4–5, 士師記 1:7, 士師記 1:10, 士師記 1:12–13, 士師記 1:15, 士師記 1:16, 士師記 1:19, 士師記 1:21, 士師記 1:25–26, 士師記 1:28, 士師記 1:32, 士師記 1:34–35, 士師記 2:1, 士師記 2:3–4, 士師記 2:7, 士師記 2:12, 士師記 2:15, 士師記 2:16, 士師記 2:19, 士師記 2:21–22, 士師記 3:1, 士師記 3:4, 士師記 3:7, 士師記 3:9, 士師記 3:12, 士師記 3:15, 士師記 3:16, 士師記 3:19–20, 士師記 3:22, 士師記 3:24, 士師記 3:26, 士師記 3:28, 士師記 3:31, 士師記 4:3, 士師記 4:4, 士師記 4:7, 士師記 4:8–9, 士師記 4:11, 士師記 4:16, 士師記 4:17, 士師記 4:19, 士師記 4:21, 士師記 5:4, 士師記 5:6, 士師記 5:8, 士師記 5:10, 士師記 5:13, 士師記 5:15, 士師記 5:18, 士師記 5:20, 士師記 5:24, 士師記 5:26, 士師記 5:28, 士師記 5:31, 士師記 6:2, 士師記 6:3, 士師記 6:5, 士師記 6:10, 士師記 6:11, 士師記 6:13, 士師記 6:15, 士師記 6:18, 士師記 6:20, 士師記 6:21, 士師記 6:22–23, 士師記 6:26, 士師記 6:27, 士師記 6:30, 士師記 6:32, 士師記 6:36–37, 士師記 6:38, 士師記 6:39, 士師記 7:2–3, 士師記 7:4, 士師記 7:5, 士師記 7:7–8, 士師記 7:10–11, 士師記 7:13–14, 士師記 7:16, 士師記 7:19, 士師記 7:22, 士師記 7:24, 士師記 8:1, 士師記 8:5, 士師記 8:6, 士師記 8:8–9, 士師記 8:11, 士師記 8:15–16, 士師記 8:18–19, 士師記 8:20, 士師記 8:23, 士師記 8:24, 士師記 8:27, 士師記 8:27 (#2), 士師記 8:33, 士師記 9:1, 士師記 9:3, 士師記 9:4, 士師記 9:5, 士師記 9:7, 士師記 9:18, 士師記 9:20, 士師記 9:20 (#2), 士師記 9:23–24, 士師記 9:25, 士師記 9:28–29, 士師記 9:30, 士師記 9:31, 士師記 9:36, 士師記 9:38, 士師記 9:40, 士師記 9:45, 士師記 9:46, 士師記 9:48–49, 士師記 9:52–53, 士師記 9:54, 士師記 9:57, 士師記 10:1, 士師記 10:6–7, 士師記 10:9, 士師記 10:14, 士師記 10:16, 士師記 11:1, 士師記 11:5–6, 士師記 11:7–8, 士師記 11:9, 士師記 11:12–13, 士師記 11:17, 士師記 11:18, 士師記 11:21, 士師記 11:26, 士師記 11:30, 士師記 11:32, 士師記 11:34, 士師記 11:36–37, 士師記 11:39, 士師記 12:1, 士師記 12:4, 士師記 12:5–6, 士師記 13:2, 士師記 13:5, 士師記 13:6, 士師記 13:9, 士師記 13:12, 士師記 13:16, 士師記 13:19–20, 士師記 13:25, 士師記 14:2, 士師記 14:3, 士師記 14:6, 士師記 14:8, 士師記 14:13, 士師記 14:15, 士師記 14:17, 士師記 14:19, 士師記 15:1, 士師記 15:3–4, 士師記 15:6, 士師記 15:7–8, 士師記 15:9–10, 士師記 15:12, 士師記 15:15, 士師記 15:18, 士師記 15:19, 士師記 16:2, 士師記 16:3, 士師記 16:5, 士師記 16:9, 士師記 16:12, 士師記 16:16, 士師記 16:17, 士師記 16:19, 士師記 16:21, 士師記 16:23, 士師記 16:26, 士師記 16:28, 士師記 16:30, 士師記 17:2, 士師記 17:3, 士師記 17:5, 士師記 17:8, 士師記 17:10, 士師記 17:13, 士師記 18:1, 士師記 18:5, 士師記 18:9, 士師記 18:14, 士師記 18:17, 士師記 18:24, 士師記 18:26, 士師記 18:28, 士師記 18:30, 士師記 19:1, 士師記 19:3, 士師記 19:5–6, 士師記 19:7, 士師記 19:9, 士師記 19:12, 士師記 19:15, 士師記 19:16, 士師記 19:20, 士師記 19:22, 士師記 19:24, 士師記 19:25–26, 士師記 19:28, 士師記 19:29, 士師記 20:1, 士師記 20:5, 士師記 20:9, 士師記 20:13, 士師記 20:14, 士師記 20:16, 士師記 20:18, 士師記 20:26, 士師記 20:27, 士師記 20:32, 士師記 20:36, 士師記 20:38, 士師記 20:42, 士師記 20:47, 士師記 21:1, 士師記 21:3, 士師記 21:5, 士師記 21:8, 士師記 21:12, 士師記 21:14, 士師記 21:19, 士師記 21:21, 士師記 21:22, 士師記 21:25</w:t>
       </w:r>
       <w:r>
         <w:rPr>

--- a/zht/docx/07.content.docx
+++ b/zht/docx/07.content.docx
@@ -123,19 +123,6 @@
           <w:lang w:val="zh_TW" w:bidi="zh_TW"/>
         </w:rPr>
         <w:t>JDG</w:t>
-      </w:r>
-      <w:r>
-        <w:rPr>
-          <w:lang w:val="zh_TW" w:bidi="zh_TW"/>
-        </w:rPr>
-      </w:r>
-    </w:p>
-    <w:p>
-      <w:pPr/>
-      <w:r>
-        <w:rPr>
-          <w:lang w:val="zh_TW" w:bidi="zh_TW"/>
-        </w:rPr>
       </w:r>
       <w:r>
         <w:rPr>

--- a/zht/docx/07.content.docx
+++ b/zht/docx/07.content.docx
@@ -19,7 +19,7 @@
         <w:rPr>
           <w:lang w:val="zh_TW" w:bidi="zh_TW"/>
         </w:rPr>
-        <w:t>Resource: 翻譯問題 (unfoldingWord)</w:t>
+        <w:t>Resource: unfoldingWord® Translation Questions</w:t>
       </w:r>
       <w:r>
         <w:rPr>
@@ -85,7 +85,7 @@
         <w:rPr>
           <w:lang w:val="zh_TW" w:bidi="zh_TW"/>
         </w:rPr>
-        <w:t>翻譯問題 (unfoldingWord)</w:t>
+        <w:t>unfoldingWord® Translation Questions</w:t>
       </w:r>
     </w:p>
     <w:p>
